--- a/zht/docx/01.content.docx
+++ b/zht/docx/01.content.docx
@@ -19,7 +19,7 @@
         <w:rPr>
           <w:lang w:val="zh_TW" w:bidi="zh_TW"/>
         </w:rPr>
-        <w:t>Resource: 研讀筆記 - 書籍簡介 (Tyndale)</w:t>
+        <w:t>Resource: Tyndale Open Study Notes</w:t>
       </w:r>
       <w:r>
         <w:rPr>
@@ -112,7 +112,7 @@
         <w:rPr>
           <w:lang w:val="zh_TW" w:bidi="zh_TW"/>
         </w:rPr>
-        <w:t>研讀筆記 - 書籍簡介 (Tyndale)</w:t>
+        <w:t>Tyndale Open Study Notes</w:t>
       </w:r>
     </w:p>
     <w:p>

--- a/zht/docx/01.content.docx
+++ b/zht/docx/01.content.docx
@@ -19,7 +19,7 @@
         <w:rPr>
           <w:lang w:val="zh_TW" w:bidi="zh_TW"/>
         </w:rPr>
-        <w:t>Resource: Tyndale Open Study Notes</w:t>
+        <w:t>Resource: Aquifer Open Study Notes (Book Intros)</w:t>
       </w:r>
       <w:r>
         <w:rPr>
@@ -112,7 +112,7 @@
         <w:rPr>
           <w:lang w:val="zh_TW" w:bidi="zh_TW"/>
         </w:rPr>
-        <w:t>Tyndale Open Study Notes</w:t>
+        <w:t>Aquifer Open Study Notes (Book Intros)</w:t>
       </w:r>
     </w:p>
     <w:p>

--- a/zht/docx/01.content.docx
+++ b/zht/docx/01.content.docx
@@ -272,18 +272,12 @@
         </w:rPr>
         <w:t>以色列人在埃及受奴役時，從他們的埃及主人那裡吸收了許多異教的觀念和習俗（見</w:t>
       </w:r>
-      <w:hyperlink r:id="rId13">
-        <w:r>
-          <w:rPr>
-            <w:lang w:val="zh_TW" w:bidi="zh_TW"/>
-          </w:rPr>
-          <w:rPr>
-            <w:color w:val="0000EE"/>
-            <w:u w:val="single"/>
-          </w:rPr>
-          <w:t>出32:1–4</w:t>
-        </w:r>
-      </w:hyperlink>
+      <w:r>
+        <w:rPr>
+          <w:lang w:val="zh_TW" w:bidi="zh_TW"/>
+        </w:rPr>
+        <w:t>出32:1–4</w:t>
+      </w:r>
       <w:r>
         <w:rPr>
           <w:lang w:val="zh_TW" w:bidi="zh_TW"/>
@@ -357,36 +351,24 @@
         </w:rPr>
         <w:t>第一部分（</w:t>
       </w:r>
-      <w:hyperlink r:id="rId14">
-        <w:r>
-          <w:rPr>
-            <w:lang w:val="zh_TW" w:bidi="zh_TW"/>
-          </w:rPr>
-          <w:rPr>
-            <w:color w:val="0000EE"/>
-            <w:u w:val="single"/>
-          </w:rPr>
-          <w:t>1:1–2:3</w:t>
-        </w:r>
-      </w:hyperlink>
+      <w:r>
+        <w:rPr>
+          <w:lang w:val="zh_TW" w:bidi="zh_TW"/>
+        </w:rPr>
+        <w:t>1:1–2:3</w:t>
+      </w:r>
       <w:r>
         <w:rPr>
           <w:lang w:val="zh_TW" w:bidi="zh_TW"/>
         </w:rPr>
         <w:t>）沒有「即從……所開始的記敍（toledoth）」這個標題——它是在「起初」（</w:t>
       </w:r>
-      <w:hyperlink r:id="rId15">
-        <w:r>
-          <w:rPr>
-            <w:lang w:val="zh_TW" w:bidi="zh_TW"/>
-          </w:rPr>
-          <w:rPr>
-            <w:color w:val="0000EE"/>
-            <w:u w:val="single"/>
-          </w:rPr>
-          <w:t>1:1</w:t>
-        </w:r>
-      </w:hyperlink>
+      <w:r>
+        <w:rPr>
+          <w:lang w:val="zh_TW" w:bidi="zh_TW"/>
+        </w:rPr>
+        <w:t>1:1</w:t>
+      </w:r>
       <w:r>
         <w:rPr>
           <w:lang w:val="zh_TW" w:bidi="zh_TW"/>
@@ -407,90 +389,60 @@
         </w:rPr>
         <w:t>下一部分（</w:t>
       </w:r>
-      <w:hyperlink r:id="rId16">
-        <w:r>
-          <w:rPr>
-            <w:lang w:val="zh_TW" w:bidi="zh_TW"/>
-          </w:rPr>
-          <w:rPr>
-            <w:color w:val="0000EE"/>
-            <w:u w:val="single"/>
-          </w:rPr>
-          <w:t>2:4–4:26</w:t>
-        </w:r>
-      </w:hyperlink>
+      <w:r>
+        <w:rPr>
+          <w:lang w:val="zh_TW" w:bidi="zh_TW"/>
+        </w:rPr>
+        <w:t>2:4–4:26</w:t>
+      </w:r>
       <w:r>
         <w:rPr>
           <w:lang w:val="zh_TW" w:bidi="zh_TW"/>
         </w:rPr>
         <w:t>）集中在人類生命的創造之上（</w:t>
       </w:r>
-      <w:hyperlink r:id="rId17">
-        <w:r>
-          <w:rPr>
-            <w:lang w:val="zh_TW" w:bidi="zh_TW"/>
-          </w:rPr>
-          <w:rPr>
-            <w:color w:val="0000EE"/>
-            <w:u w:val="single"/>
-          </w:rPr>
-          <w:t>2:4–25</w:t>
-        </w:r>
-      </w:hyperlink>
+      <w:r>
+        <w:rPr>
+          <w:lang w:val="zh_TW" w:bidi="zh_TW"/>
+        </w:rPr>
+        <w:t>2:4–25</w:t>
+      </w:r>
       <w:r>
         <w:rPr>
           <w:lang w:val="zh_TW" w:bidi="zh_TW"/>
         </w:rPr>
         <w:t>），並追溯受造界因亞當和夏娃犯罪而導致的變化（</w:t>
       </w:r>
-      <w:hyperlink r:id="rId18">
-        <w:r>
-          <w:rPr>
-            <w:lang w:val="zh_TW" w:bidi="zh_TW"/>
-          </w:rPr>
-          <w:rPr>
-            <w:color w:val="0000EE"/>
-            <w:u w:val="single"/>
-          </w:rPr>
-          <w:t>3:1–13</w:t>
-        </w:r>
-      </w:hyperlink>
+      <w:r>
+        <w:rPr>
+          <w:lang w:val="zh_TW" w:bidi="zh_TW"/>
+        </w:rPr>
+        <w:t>3:1–13</w:t>
+      </w:r>
       <w:r>
         <w:rPr>
           <w:lang w:val="zh_TW" w:bidi="zh_TW"/>
         </w:rPr>
         <w:t>），因他們的罪而受的咒詛（</w:t>
       </w:r>
-      <w:hyperlink r:id="rId19">
-        <w:r>
-          <w:rPr>
-            <w:lang w:val="zh_TW" w:bidi="zh_TW"/>
-          </w:rPr>
-          <w:rPr>
-            <w:color w:val="0000EE"/>
-            <w:u w:val="single"/>
-          </w:rPr>
-          <w:t>3:14–24</w:t>
-        </w:r>
-      </w:hyperlink>
+      <w:r>
+        <w:rPr>
+          <w:lang w:val="zh_TW" w:bidi="zh_TW"/>
+        </w:rPr>
+        <w:t>3:14–24</w:t>
+      </w:r>
       <w:r>
         <w:rPr>
           <w:lang w:val="zh_TW" w:bidi="zh_TW"/>
         </w:rPr>
         <w:t>），以及罪延伸到他們的後代身上（</w:t>
       </w:r>
-      <w:hyperlink r:id="rId20">
-        <w:r>
-          <w:rPr>
-            <w:lang w:val="zh_TW" w:bidi="zh_TW"/>
-          </w:rPr>
-          <w:rPr>
-            <w:color w:val="0000EE"/>
-            <w:u w:val="single"/>
-          </w:rPr>
-          <w:t>4:1–24</w:t>
-        </w:r>
-      </w:hyperlink>
+      <w:r>
+        <w:rPr>
+          <w:lang w:val="zh_TW" w:bidi="zh_TW"/>
+        </w:rPr>
+        <w:t>4:1–24</w:t>
+      </w:r>
       <w:r>
         <w:rPr>
           <w:lang w:val="zh_TW" w:bidi="zh_TW"/>
@@ -511,108 +463,72 @@
         </w:rPr>
         <w:t>獨立於神的結果是導致人類開始走下坡路（</w:t>
       </w:r>
-      <w:hyperlink r:id="rId21">
-        <w:r>
-          <w:rPr>
-            <w:lang w:val="zh_TW" w:bidi="zh_TW"/>
-          </w:rPr>
-          <w:rPr>
-            <w:color w:val="0000EE"/>
-            <w:u w:val="single"/>
-          </w:rPr>
-          <w:t>5:1–6:8</w:t>
-        </w:r>
-      </w:hyperlink>
+      <w:r>
+        <w:rPr>
+          <w:lang w:val="zh_TW" w:bidi="zh_TW"/>
+        </w:rPr>
+        <w:t>5:1–6:8</w:t>
+      </w:r>
       <w:r>
         <w:rPr>
           <w:lang w:val="zh_TW" w:bidi="zh_TW"/>
         </w:rPr>
         <w:t>）。</w:t>
       </w:r>
-      <w:hyperlink r:id="rId22">
-        <w:r>
-          <w:rPr>
-            <w:lang w:val="zh_TW" w:bidi="zh_TW"/>
-          </w:rPr>
-          <w:rPr>
-            <w:color w:val="0000EE"/>
-            <w:u w:val="single"/>
-          </w:rPr>
-          <w:t>5章1–32節</w:t>
-        </w:r>
-      </w:hyperlink>
+      <w:r>
+        <w:rPr>
+          <w:lang w:val="zh_TW" w:bidi="zh_TW"/>
+        </w:rPr>
+        <w:t>5章1–32節</w:t>
+      </w:r>
       <w:r>
         <w:rPr>
           <w:lang w:val="zh_TW" w:bidi="zh_TW"/>
         </w:rPr>
         <w:t>的家譜一開始就提醒我們，人類是按照神的形象所造的，並受到祂的賜福（</w:t>
       </w:r>
-      <w:hyperlink r:id="rId23">
-        <w:r>
-          <w:rPr>
-            <w:lang w:val="zh_TW" w:bidi="zh_TW"/>
-          </w:rPr>
-          <w:rPr>
-            <w:color w:val="0000EE"/>
-            <w:u w:val="single"/>
-          </w:rPr>
-          <w:t>5:1–2</w:t>
-        </w:r>
-      </w:hyperlink>
+      <w:r>
+        <w:rPr>
+          <w:lang w:val="zh_TW" w:bidi="zh_TW"/>
+        </w:rPr>
+        <w:t>5:1–2</w:t>
+      </w:r>
       <w:r>
         <w:rPr>
           <w:lang w:val="zh_TW" w:bidi="zh_TW"/>
         </w:rPr>
         <w:t>）。在追溯家譜的過程中，每一代人的死亡都會提醒讀者咒詛的存在，而以諾則使人產生了一線希望，表明咒詛並非是最終的結局。在</w:t>
       </w:r>
-      <w:hyperlink r:id="rId24">
-        <w:r>
-          <w:rPr>
-            <w:lang w:val="zh_TW" w:bidi="zh_TW"/>
-          </w:rPr>
-          <w:rPr>
-            <w:color w:val="0000EE"/>
-            <w:u w:val="single"/>
-          </w:rPr>
-          <w:t>6章1–8節</w:t>
-        </w:r>
-      </w:hyperlink>
+      <w:r>
+        <w:rPr>
+          <w:lang w:val="zh_TW" w:bidi="zh_TW"/>
+        </w:rPr>
+        <w:t>6章1–8節</w:t>
+      </w:r>
       <w:r>
         <w:rPr>
           <w:lang w:val="zh_TW" w:bidi="zh_TW"/>
         </w:rPr>
         <w:t>中，我們得知神後悔創造人類，並決定審判全地。然而，挪亞在神眼前蒙恩，並成為了盼望的來源（</w:t>
       </w:r>
-      <w:hyperlink r:id="rId25">
-        <w:r>
-          <w:rPr>
-            <w:lang w:val="zh_TW" w:bidi="zh_TW"/>
-          </w:rPr>
-          <w:rPr>
-            <w:color w:val="0000EE"/>
-            <w:u w:val="single"/>
-          </w:rPr>
-          <w:t>5:29</w:t>
-        </w:r>
-      </w:hyperlink>
+      <w:r>
+        <w:rPr>
+          <w:lang w:val="zh_TW" w:bidi="zh_TW"/>
+        </w:rPr>
+        <w:t>5:29</w:t>
+      </w:r>
       <w:r>
         <w:rPr>
           <w:lang w:val="zh_TW" w:bidi="zh_TW"/>
         </w:rPr>
         <w:t>；</w:t>
       </w:r>
-      <w:hyperlink r:id="rId26">
-        <w:r>
-          <w:rPr>
-            <w:lang w:val="zh_TW" w:bidi="zh_TW"/>
-          </w:rPr>
-          <w:rPr>
-            <w:color w:val="0000EE"/>
-            <w:u w:val="single"/>
-          </w:rPr>
-          <w:t>6:8</w:t>
-        </w:r>
-      </w:hyperlink>
+      <w:r>
+        <w:rPr>
+          <w:lang w:val="zh_TW" w:bidi="zh_TW"/>
+        </w:rPr>
+        <w:t>6:8</w:t>
+      </w:r>
       <w:r>
         <w:rPr>
           <w:lang w:val="zh_TW" w:bidi="zh_TW"/>
@@ -633,18 +549,12 @@
         </w:rPr>
         <w:t>下一部分（</w:t>
       </w:r>
-      <w:hyperlink r:id="rId27">
-        <w:r>
-          <w:rPr>
-            <w:lang w:val="zh_TW" w:bidi="zh_TW"/>
-          </w:rPr>
-          <w:rPr>
-            <w:color w:val="0000EE"/>
-            <w:u w:val="single"/>
-          </w:rPr>
-          <w:t>6:9–9:29</w:t>
-        </w:r>
-      </w:hyperlink>
+      <w:r>
+        <w:rPr>
+          <w:lang w:val="zh_TW" w:bidi="zh_TW"/>
+        </w:rPr>
+        <w:t>6:9–9:29</w:t>
+      </w:r>
       <w:r>
         <w:rPr>
           <w:lang w:val="zh_TW" w:bidi="zh_TW"/>
@@ -665,36 +575,24 @@
         </w:rPr>
         <w:t>但是，當世界人口增多並建立起諸多的國家時（</w:t>
       </w:r>
-      <w:hyperlink r:id="rId28">
-        <w:r>
-          <w:rPr>
-            <w:lang w:val="zh_TW" w:bidi="zh_TW"/>
-          </w:rPr>
-          <w:rPr>
-            <w:color w:val="0000EE"/>
-            <w:u w:val="single"/>
-          </w:rPr>
-          <w:t>10:1–11:9</w:t>
-        </w:r>
-      </w:hyperlink>
+      <w:r>
+        <w:rPr>
+          <w:lang w:val="zh_TW" w:bidi="zh_TW"/>
+        </w:rPr>
+        <w:t>10:1–11:9</w:t>
+      </w:r>
       <w:r>
         <w:rPr>
           <w:lang w:val="zh_TW" w:bidi="zh_TW"/>
         </w:rPr>
         <w:t>），人們再次一意孤行，不順服神的旨意。由於他們的悖逆，神將他們分散到四方，以防他們犯下更大的惡行（</w:t>
       </w:r>
-      <w:hyperlink r:id="rId29">
-        <w:r>
-          <w:rPr>
-            <w:lang w:val="zh_TW" w:bidi="zh_TW"/>
-          </w:rPr>
-          <w:rPr>
-            <w:color w:val="0000EE"/>
-            <w:u w:val="single"/>
-          </w:rPr>
-          <w:t>11:1–9</w:t>
-        </w:r>
-      </w:hyperlink>
+      <w:r>
+        <w:rPr>
+          <w:lang w:val="zh_TW" w:bidi="zh_TW"/>
+        </w:rPr>
+        <w:t>11:1–9</w:t>
+      </w:r>
       <w:r>
         <w:rPr>
           <w:lang w:val="zh_TW" w:bidi="zh_TW"/>
@@ -715,54 +613,36 @@
         </w:rPr>
         <w:t>在列國列邦四散的混亂之後，</w:t>
       </w:r>
-      <w:hyperlink r:id="rId30">
-        <w:r>
-          <w:rPr>
-            <w:lang w:val="zh_TW" w:bidi="zh_TW"/>
-          </w:rPr>
-          <w:rPr>
-            <w:color w:val="0000EE"/>
-            <w:u w:val="single"/>
-          </w:rPr>
-          <w:t>11:10–26</w:t>
-        </w:r>
-      </w:hyperlink>
+      <w:r>
+        <w:rPr>
+          <w:lang w:val="zh_TW" w:bidi="zh_TW"/>
+        </w:rPr>
+        <w:t>11:10–26</w:t>
+      </w:r>
       <w:r>
         <w:rPr>
           <w:lang w:val="zh_TW" w:bidi="zh_TW"/>
         </w:rPr>
         <w:t xml:space="preserve"> 將焦點放在了亞伯蘭身上，神選擇透過他給所有人帶來祝福。這卷書的其餘部分（</w:t>
       </w:r>
-      <w:hyperlink r:id="rId31">
-        <w:r>
-          <w:rPr>
-            <w:lang w:val="zh_TW" w:bidi="zh_TW"/>
-          </w:rPr>
-          <w:rPr>
-            <w:color w:val="0000EE"/>
-            <w:u w:val="single"/>
-          </w:rPr>
-          <w:t>11:27–50:26</w:t>
-        </w:r>
-      </w:hyperlink>
+      <w:r>
+        <w:rPr>
+          <w:lang w:val="zh_TW" w:bidi="zh_TW"/>
+        </w:rPr>
+        <w:t>11:27–50:26</w:t>
+      </w:r>
       <w:r>
         <w:rPr>
           <w:lang w:val="zh_TW" w:bidi="zh_TW"/>
         </w:rPr>
         <w:t>）講述了神祝福亞伯蘭和他的後裔。神首先與亞伯蘭立約（</w:t>
       </w:r>
-      <w:hyperlink r:id="rId32">
-        <w:r>
-          <w:rPr>
-            <w:lang w:val="zh_TW" w:bidi="zh_TW"/>
-          </w:rPr>
-          <w:rPr>
-            <w:color w:val="0000EE"/>
-            <w:u w:val="single"/>
-          </w:rPr>
-          <w:t>11:27–25:11</w:t>
-        </w:r>
-      </w:hyperlink>
+      <w:r>
+        <w:rPr>
+          <w:lang w:val="zh_TW" w:bidi="zh_TW"/>
+        </w:rPr>
+        <w:t>11:27–25:11</w:t>
+      </w:r>
       <w:r>
         <w:rPr>
           <w:lang w:val="zh_TW" w:bidi="zh_TW"/>
@@ -783,72 +663,48 @@
         </w:rPr>
         <w:t>在討論每個世代時，創世記先簡述非以色列祖先的家族，然後再轉到以色列的世系。舉例來說，創世記在簡述以實瑪利的後代之後（</w:t>
       </w:r>
-      <w:hyperlink r:id="rId33">
-        <w:r>
-          <w:rPr>
-            <w:lang w:val="zh_TW" w:bidi="zh_TW"/>
-          </w:rPr>
-          <w:rPr>
-            <w:color w:val="0000EE"/>
-            <w:u w:val="single"/>
-          </w:rPr>
-          <w:t>25:12–18</w:t>
-        </w:r>
-      </w:hyperlink>
+      <w:r>
+        <w:rPr>
+          <w:lang w:val="zh_TW" w:bidi="zh_TW"/>
+        </w:rPr>
+        <w:t>25:12–18</w:t>
+      </w:r>
       <w:r>
         <w:rPr>
           <w:lang w:val="zh_TW" w:bidi="zh_TW"/>
         </w:rPr>
         <w:t>），就詳細追述了以撒和他家人的後代（</w:t>
       </w:r>
-      <w:hyperlink r:id="rId34">
-        <w:r>
-          <w:rPr>
-            <w:lang w:val="zh_TW" w:bidi="zh_TW"/>
-          </w:rPr>
-          <w:rPr>
-            <w:color w:val="0000EE"/>
-            <w:u w:val="single"/>
-          </w:rPr>
-          <w:t>25:19–35:29</w:t>
-        </w:r>
-      </w:hyperlink>
+      <w:r>
+        <w:rPr>
+          <w:lang w:val="zh_TW" w:bidi="zh_TW"/>
+        </w:rPr>
+        <w:t>25:19–35:29</w:t>
+      </w:r>
       <w:r>
         <w:rPr>
           <w:lang w:val="zh_TW" w:bidi="zh_TW"/>
         </w:rPr>
         <w:t>）。同樣，在簡單的介紹過以掃的譜系（以東）之後（</w:t>
       </w:r>
-      <w:hyperlink r:id="rId35">
-        <w:r>
-          <w:rPr>
-            <w:lang w:val="zh_TW" w:bidi="zh_TW"/>
-          </w:rPr>
-          <w:rPr>
-            <w:color w:val="0000EE"/>
-            <w:u w:val="single"/>
-          </w:rPr>
-          <w:t>36:1–37:1</w:t>
-        </w:r>
-      </w:hyperlink>
+      <w:r>
+        <w:rPr>
+          <w:lang w:val="zh_TW" w:bidi="zh_TW"/>
+        </w:rPr>
+        <w:t>36:1–37:1</w:t>
+      </w:r>
       <w:r>
         <w:rPr>
           <w:lang w:val="zh_TW" w:bidi="zh_TW"/>
         </w:rPr>
         <w:t>），最後長篇累牘的記載了被選定的繼承人雅各的後裔（</w:t>
       </w:r>
-      <w:hyperlink r:id="rId36">
-        <w:r>
-          <w:rPr>
-            <w:lang w:val="zh_TW" w:bidi="zh_TW"/>
-          </w:rPr>
-          <w:rPr>
-            <w:color w:val="0000EE"/>
-            <w:u w:val="single"/>
-          </w:rPr>
-          <w:t>37:2–50:26</w:t>
-        </w:r>
-      </w:hyperlink>
+      <w:r>
+        <w:rPr>
+          <w:lang w:val="zh_TW" w:bidi="zh_TW"/>
+        </w:rPr>
+        <w:t>37:2–50:26</w:t>
+      </w:r>
       <w:r>
         <w:rPr>
           <w:lang w:val="zh_TW" w:bidi="zh_TW"/>
@@ -869,18 +725,12 @@
         </w:rPr>
         <w:t>在最後一部分，創世記記載了雅各一家如何最終到了埃及而不是迦南地。儘管一系列的不幸導致他們不得不流落埃及，神仍在為以色列人展開祂的計劃。這本書以主應許來拯救祂的百姓脫離埃及的承諾而結束</w:t>
       </w:r>
-      <w:hyperlink r:id="rId37">
-        <w:r>
-          <w:rPr>
-            <w:lang w:val="zh_TW" w:bidi="zh_TW"/>
-          </w:rPr>
-          <w:rPr>
-            <w:color w:val="0000EE"/>
-            <w:u w:val="single"/>
-          </w:rPr>
-          <w:t>（50:24–26）</w:t>
-        </w:r>
-      </w:hyperlink>
+      <w:r>
+        <w:rPr>
+          <w:lang w:val="zh_TW" w:bidi="zh_TW"/>
+        </w:rPr>
+        <w:t>（50:24–26）</w:t>
+      </w:r>
       <w:r>
         <w:rPr>
           <w:lang w:val="zh_TW" w:bidi="zh_TW"/>
@@ -963,18 +813,12 @@
         </w:rPr>
         <w:t>然而，聖經和傳統都認為摩西五經的作者是摩西。摩西學了埃及人一切的學問（</w:t>
       </w:r>
-      <w:hyperlink r:id="rId38">
-        <w:r>
-          <w:rPr>
-            <w:lang w:val="zh_TW" w:bidi="zh_TW"/>
-          </w:rPr>
-          <w:rPr>
-            <w:color w:val="0000EE"/>
-            <w:u w:val="single"/>
-          </w:rPr>
-          <w:t>徒7:22</w:t>
-        </w:r>
-      </w:hyperlink>
+      <w:r>
+        <w:rPr>
+          <w:lang w:val="zh_TW" w:bidi="zh_TW"/>
+        </w:rPr>
+        <w:t>徒7:22</w:t>
+      </w:r>
       <w:r>
         <w:rPr>
           <w:lang w:val="zh_TW" w:bidi="zh_TW"/>
@@ -995,18 +839,12 @@
         </w:rPr>
         <w:t>即便後來經過了一些編輯上的調整（包括摩西之死的記錄，</w:t>
       </w:r>
-      <w:hyperlink r:id="rId39">
-        <w:r>
-          <w:rPr>
-            <w:lang w:val="zh_TW" w:bidi="zh_TW"/>
-          </w:rPr>
-          <w:rPr>
-            <w:color w:val="0000EE"/>
-            <w:u w:val="single"/>
-          </w:rPr>
-          <w:t>申34</w:t>
-        </w:r>
-      </w:hyperlink>
+      <w:r>
+        <w:rPr>
+          <w:lang w:val="zh_TW" w:bidi="zh_TW"/>
+        </w:rPr>
+        <w:t>申34</w:t>
+      </w:r>
       <w:r>
         <w:rPr>
           <w:lang w:val="zh_TW" w:bidi="zh_TW"/>
@@ -1052,18 +890,12 @@
         </w:rPr>
         <w:t>創世記也包含明顯是後來編輯增補的段落和詞句。有些部分（例如以東諸王的名單，</w:t>
       </w:r>
-      <w:hyperlink r:id="rId40">
-        <w:r>
-          <w:rPr>
-            <w:lang w:val="zh_TW" w:bidi="zh_TW"/>
-          </w:rPr>
-          <w:rPr>
-            <w:color w:val="0000EE"/>
-            <w:u w:val="single"/>
-          </w:rPr>
-          <w:t>36:31–43</w:t>
-        </w:r>
-      </w:hyperlink>
+      <w:r>
+        <w:rPr>
+          <w:lang w:val="zh_TW" w:bidi="zh_TW"/>
+        </w:rPr>
+        <w:t>36:31–43</w:t>
+      </w:r>
       <w:r>
         <w:rPr>
           <w:lang w:val="zh_TW" w:bidi="zh_TW"/>
@@ -1109,36 +941,24 @@
         </w:rPr>
         <w:t>神話。神話文學通過神祇和超自然生命的行為，象徵性的來解釋事物的起源。對於古代人來說，神話是解釋生命與現實的信仰。為了確保生命能夠年年歲歲繁衍不息，人們發展了一整套的儀式活動。其中有些儀式衍生出了邪教的性交易（見</w:t>
       </w:r>
-      <w:hyperlink r:id="rId41">
-        <w:r>
-          <w:rPr>
-            <w:lang w:val="zh_TW" w:bidi="zh_TW"/>
-          </w:rPr>
-          <w:rPr>
-            <w:color w:val="0000EE"/>
-            <w:u w:val="single"/>
-          </w:rPr>
-          <w:t>創38:15</w:t>
-        </w:r>
-      </w:hyperlink>
+      <w:r>
+        <w:rPr>
+          <w:lang w:val="zh_TW" w:bidi="zh_TW"/>
+        </w:rPr>
+        <w:t>創38:15</w:t>
+      </w:r>
       <w:r>
         <w:rPr>
           <w:lang w:val="zh_TW" w:bidi="zh_TW"/>
         </w:rPr>
         <w:t>、</w:t>
       </w:r>
-      <w:hyperlink r:id="rId42">
-        <w:r>
-          <w:rPr>
-            <w:lang w:val="zh_TW" w:bidi="zh_TW"/>
-          </w:rPr>
-          <w:rPr>
-            <w:color w:val="0000EE"/>
-            <w:u w:val="single"/>
-          </w:rPr>
-          <w:t>21–22</w:t>
-        </w:r>
-      </w:hyperlink>
+      <w:r>
+        <w:rPr>
+          <w:lang w:val="zh_TW" w:bidi="zh_TW"/>
+        </w:rPr>
+        <w:t>21–22</w:t>
+      </w:r>
       <w:r>
         <w:rPr>
           <w:lang w:val="zh_TW" w:bidi="zh_TW"/>
@@ -1173,18 +993,12 @@
         </w:rPr>
         <w:t>如果創世記使用了一些神話語言的元素，那是為了刻意顯示與異教觀念的對比，並顯示耶和華神是這些觀念的主宰。舉例來說，許多古代民族把太陽當作神來崇拜，但在創世記中，太陽服從造物主的旨意（</w:t>
       </w:r>
-      <w:hyperlink r:id="rId43">
-        <w:r>
-          <w:rPr>
-            <w:lang w:val="zh_TW" w:bidi="zh_TW"/>
-          </w:rPr>
-          <w:rPr>
-            <w:color w:val="0000EE"/>
-            <w:u w:val="single"/>
-          </w:rPr>
-          <w:t>1:14–18</w:t>
-        </w:r>
-      </w:hyperlink>
+      <w:r>
+        <w:rPr>
+          <w:lang w:val="zh_TW" w:bidi="zh_TW"/>
+        </w:rPr>
+        <w:t>1:14–18</w:t>
+      </w:r>
       <w:r>
         <w:rPr>
           <w:lang w:val="zh_TW" w:bidi="zh_TW"/>
@@ -1237,18 +1051,12 @@
         </w:rPr>
         <w:t>創世記中確實出現了溯源學的元素，因為這本書幾乎為以色列人後來所做的每一件事都提供了基礎和依據。例如，</w:t>
       </w:r>
-      <w:hyperlink r:id="rId44">
-        <w:r>
-          <w:rPr>
-            <w:lang w:val="zh_TW" w:bidi="zh_TW"/>
-          </w:rPr>
-          <w:rPr>
-            <w:color w:val="0000EE"/>
-            <w:u w:val="single"/>
-          </w:rPr>
-          <w:t>創世記第2章</w:t>
-        </w:r>
-      </w:hyperlink>
+      <w:r>
+        <w:rPr>
+          <w:lang w:val="zh_TW" w:bidi="zh_TW"/>
+        </w:rPr>
+        <w:t>創世記第2章</w:t>
+      </w:r>
       <w:r>
         <w:rPr>
           <w:lang w:val="zh_TW" w:bidi="zh_TW"/>
@@ -1392,54 +1200,36 @@
         </w:rPr>
         <w:t>以色列的祖先可以追溯到始祖亞伯拉罕，其命運可以追溯到神的應許（</w:t>
       </w:r>
-      <w:hyperlink r:id="rId45">
-        <w:r>
-          <w:rPr>
-            <w:lang w:val="zh_TW" w:bidi="zh_TW"/>
-          </w:rPr>
-          <w:rPr>
-            <w:color w:val="0000EE"/>
-            <w:u w:val="single"/>
-          </w:rPr>
-          <w:t>12:1–3</w:t>
-        </w:r>
-      </w:hyperlink>
+      <w:r>
+        <w:rPr>
+          <w:lang w:val="zh_TW" w:bidi="zh_TW"/>
+        </w:rPr>
+        <w:t>12:1–3</w:t>
+      </w:r>
       <w:r>
         <w:rPr>
           <w:lang w:val="zh_TW" w:bidi="zh_TW"/>
         </w:rPr>
         <w:t>，</w:t>
       </w:r>
-      <w:hyperlink r:id="rId46">
-        <w:r>
-          <w:rPr>
-            <w:lang w:val="zh_TW" w:bidi="zh_TW"/>
-          </w:rPr>
-          <w:rPr>
-            <w:color w:val="0000EE"/>
-            <w:u w:val="single"/>
-          </w:rPr>
-          <w:t>15:1–21</w:t>
-        </w:r>
-      </w:hyperlink>
+      <w:r>
+        <w:rPr>
+          <w:lang w:val="zh_TW" w:bidi="zh_TW"/>
+        </w:rPr>
+        <w:t>15:1–21</w:t>
+      </w:r>
       <w:r>
         <w:rPr>
           <w:lang w:val="zh_TW" w:bidi="zh_TW"/>
         </w:rPr>
         <w:t>，</w:t>
       </w:r>
-      <w:hyperlink r:id="rId47">
-        <w:r>
-          <w:rPr>
-            <w:lang w:val="zh_TW" w:bidi="zh_TW"/>
-          </w:rPr>
-          <w:rPr>
-            <w:color w:val="0000EE"/>
-            <w:u w:val="single"/>
-          </w:rPr>
-          <w:t>17:1–8</w:t>
-        </w:r>
-      </w:hyperlink>
+      <w:r>
+        <w:rPr>
+          <w:lang w:val="zh_TW" w:bidi="zh_TW"/>
+        </w:rPr>
+        <w:t>17:1–8</w:t>
+      </w:r>
       <w:r>
         <w:rPr>
           <w:lang w:val="zh_TW" w:bidi="zh_TW"/>
@@ -1488,18 +1278,12 @@
         </w:rPr>
         <w:t>善與惡。在創世記中，善是被神所祝福的：它會產生、促進、保守生命並與其諧一致。惡是被咒詛的：它會帶來痛苦，遠離善，妨礙或毀滅生命。創世記追溯了善與惡之間永恆的爭戰，這也是我們這個墮落的人類的特徵。神會帶來更大的善，建立祂子民的信心，並最終勝過一切邪惡（參</w:t>
       </w:r>
-      <w:hyperlink r:id="rId48">
-        <w:r>
-          <w:rPr>
-            <w:lang w:val="zh_TW" w:bidi="zh_TW"/>
-          </w:rPr>
-          <w:rPr>
-            <w:color w:val="0000EE"/>
-            <w:u w:val="single"/>
-          </w:rPr>
-          <w:t>羅8:28</w:t>
-        </w:r>
-      </w:hyperlink>
+      <w:r>
+        <w:rPr>
+          <w:lang w:val="zh_TW" w:bidi="zh_TW"/>
+        </w:rPr>
+        <w:t>羅8:28</w:t>
+      </w:r>
       <w:r>
         <w:rPr>
           <w:lang w:val="zh_TW" w:bidi="zh_TW"/>
@@ -1534,18 +1318,12 @@
         </w:rPr>
         <w:t>神的統治。創世記是建立神權統治非常適合的引言，也就是神透過祂所揀選的子民建立對所有受造物的統治。創世記初步揭示了神的主權。祂是宇宙的主宰，祂將會調動天地一切來實現祂的計劃。祂想要祝福人類，但祂不會容忍悖逆和不信。祂的應許是偉大的，而且祂完全有能力使其實現。要與祂的計劃有份就需要信心，因為人非有信，就不能得神的喜悅（</w:t>
       </w:r>
-      <w:hyperlink r:id="rId49">
-        <w:r>
-          <w:rPr>
-            <w:lang w:val="zh_TW" w:bidi="zh_TW"/>
-          </w:rPr>
-          <w:rPr>
-            <w:color w:val="0000EE"/>
-            <w:u w:val="single"/>
-          </w:rPr>
-          <w:t>來11:6</w:t>
-        </w:r>
-      </w:hyperlink>
+      <w:r>
+        <w:rPr>
+          <w:lang w:val="zh_TW" w:bidi="zh_TW"/>
+        </w:rPr>
+        <w:t>來11:6</w:t>
+      </w:r>
       <w:r>
         <w:rPr>
           <w:lang w:val="zh_TW" w:bidi="zh_TW"/>
